--- a/backend/app/data/contracts/07_საჩივრებისა_და_აპელაციების_პროცედურა.docx
+++ b/backend/app/data/contracts/07_საჩივრებისა_და_აპელაციების_პროცედურა.docx
@@ -68,7 +68,6 @@
         <w:tc>
           <w:tcPr>
             <w:tcW w:type="dxa" w:w="2698"/>
-            <w:shd w:val="clear" w:color="auto" w:fill="F2F2F2"/>
             <w:vAlign w:val="center"/>
           </w:tcPr>
           <w:p>
@@ -118,7 +117,6 @@
         <w:tc>
           <w:tcPr>
             <w:tcW w:type="dxa" w:w="2698"/>
-            <w:shd w:val="clear" w:color="auto" w:fill="F2F2F2"/>
             <w:vAlign w:val="center"/>
           </w:tcPr>
           <w:p>
@@ -168,7 +166,6 @@
         <w:tc>
           <w:tcPr>
             <w:tcW w:type="dxa" w:w="2698"/>
-            <w:shd w:val="clear" w:color="auto" w:fill="F2F2F2"/>
             <w:vAlign w:val="center"/>
           </w:tcPr>
           <w:p>
@@ -218,7 +215,6 @@
         <w:tc>
           <w:tcPr>
             <w:tcW w:type="dxa" w:w="2698"/>
-            <w:shd w:val="clear" w:color="auto" w:fill="F2F2F2"/>
             <w:vAlign w:val="center"/>
           </w:tcPr>
           <w:p>
@@ -574,7 +570,6 @@
         <w:tc>
           <w:tcPr>
             <w:tcW w:type="dxa" w:w="1397"/>
-            <w:shd w:val="clear" w:color="auto" w:fill="F2F2F2"/>
             <w:vAlign w:val="center"/>
           </w:tcPr>
           <w:p>
@@ -597,7 +592,6 @@
         <w:tc>
           <w:tcPr>
             <w:tcW w:type="dxa" w:w="3694"/>
-            <w:shd w:val="clear" w:color="auto" w:fill="F2F2F2"/>
             <w:vAlign w:val="center"/>
           </w:tcPr>
           <w:p>
@@ -620,7 +614,6 @@
         <w:tc>
           <w:tcPr>
             <w:tcW w:type="dxa" w:w="4548"/>
-            <w:shd w:val="clear" w:color="auto" w:fill="F2F2F2"/>
             <w:vAlign w:val="center"/>
           </w:tcPr>
           <w:p>

--- a/backend/app/data/contracts/07_საჩივრებისა_და_აპელაციების_პროცედურა.docx
+++ b/backend/app/data/contracts/07_საჩივრებისა_და_აპელაციების_პროცედურა.docx
@@ -1231,7 +1231,27 @@
           <w:color w:val="000000"/>
           <w:sz w:val="21"/>
         </w:rPr>
-        <w:t>) განთავსებული ელექტრონული ფორმის მეშვეობით.</w:t>
+        <w:t>) განთავსებული ელექტრონული ფორმის მეშვეობით ან ინსტიტუტის ოფიციალურ ელექტრონულ ფოსტაზე (</w:t>
+      </w:r>
+      <w:r>
+        <w:rPr>
+          <w:rFonts w:ascii="Sylfaen" w:hAnsi="Sylfaen" w:cs="Sylfaen" w:eastAsia="Sylfaen"/>
+          <w:b/>
+          <w:i w:val="0"/>
+          <w:color w:val="000000"/>
+          <w:sz w:val="21"/>
+        </w:rPr>
+        <w:t>info@gipc.ge</w:t>
+      </w:r>
+      <w:r>
+        <w:rPr>
+          <w:rFonts w:ascii="Sylfaen" w:hAnsi="Sylfaen" w:cs="Sylfaen" w:eastAsia="Sylfaen"/>
+          <w:b w:val="0"/>
+          <w:i w:val="0"/>
+          <w:color w:val="000000"/>
+          <w:sz w:val="21"/>
+        </w:rPr>
+        <w:t>).</w:t>
       </w:r>
     </w:p>
     <w:p>
@@ -2116,7 +2136,7 @@
           <w:color w:val="000000"/>
           <w:sz w:val="21"/>
         </w:rPr>
-        <w:t xml:space="preserve"> ვადაში.</w:t>
+        <w:t xml:space="preserve"> ვადაში. დადგენილ ვადაში საგამოცდო შედეგზე (მათ შორის, B/C კატეგორიის მაძიებლის მიერ 70%–74% შედეგის მიღებისას 75%-იანი ზღვრის დასადასტურებლად) აპელაციის წარდგენა აჩერებს სერტიფიკატის გაცემის საფასურის (3 000 ₾) გადახდის 1-თვიანი ვადის დინებას აპელაციაზე საბოლოო გადაწყვეტილების ოფიციალურ შეტყობინებამდე.</w:t>
       </w:r>
     </w:p>
     <w:p>
@@ -2149,7 +2169,7 @@
           <w:color w:val="000000"/>
           <w:sz w:val="21"/>
         </w:rPr>
-        <w:t>აპელაცია ივსება ვებგვერდზე (</w:t>
+        <w:t>აპელაცია წარედგინება ვებგვერდზე (</w:t>
       </w:r>
       <w:r>
         <w:rPr>
@@ -2169,7 +2189,27 @@
           <w:color w:val="000000"/>
           <w:sz w:val="21"/>
         </w:rPr>
-        <w:t>) განთავსებული ფორმით და მოიცავს: განმცხადებლის ვინაობასა და საკონტაქტო მონაცემებს, გასაჩივრებულ გადაწყვეტილებას, გასაჩივრების საფუძველსა და მოთხოვნას (დამატებითი მტკიცებულებების წარდგენა ნებაყოფლობითია).</w:t>
+        <w:t>) განთავსებული ელექტრონული ფორმით ან ინსტიტუტის ოფიციალურ ელექტრონულ ფოსტაზე (</w:t>
+      </w:r>
+      <w:r>
+        <w:rPr>
+          <w:rFonts w:ascii="Sylfaen" w:hAnsi="Sylfaen" w:cs="Sylfaen" w:eastAsia="Sylfaen"/>
+          <w:b/>
+          <w:i w:val="0"/>
+          <w:color w:val="000000"/>
+          <w:sz w:val="21"/>
+        </w:rPr>
+        <w:t>info@gipc.ge</w:t>
+      </w:r>
+      <w:r>
+        <w:rPr>
+          <w:rFonts w:ascii="Sylfaen" w:hAnsi="Sylfaen" w:cs="Sylfaen" w:eastAsia="Sylfaen"/>
+          <w:b w:val="0"/>
+          <w:i w:val="0"/>
+          <w:color w:val="000000"/>
+          <w:sz w:val="21"/>
+        </w:rPr>
+        <w:t>) და მოიცავს: განმცხადებლის ვინაობასა და საკონტაქტო მონაცემებს, გასაჩივრებულ გადაწყვეტილებას, გასაჩივრების საფუძველსა და მოთხოვნას (დამატებითი მტკიცებულებების წარდგენა ნებაყოფლობითია).</w:t>
       </w:r>
     </w:p>
     <w:p>

--- a/backend/app/data/contracts/07_საჩივრებისა_და_აპელაციების_პროცედურა.docx
+++ b/backend/app/data/contracts/07_საჩივრებისა_და_აპელაციების_პროცედურა.docx
@@ -1950,7 +1950,7 @@
           <w:color w:val="000000"/>
           <w:sz w:val="21"/>
         </w:rPr>
-        <w:t>მოწვეული დარგობრივი ექსპერტი / ექსპერტთა საბჭო შეისწავლის საქმის მასალებს. სერტიფიცირებულ პირს ეგზავნება საჩივრის შინაარსი და ეძლევა წერილობითი განმარტებისა და მტკიცებულებების წარდგენის, აგრეთვე სურვილის შემთხვევაში განხილვაზე საკუთარი პოზიციის დაფიქსირების შესაძლებლობა. ექსპერტი/საბჭო აფასებს მტკიცებულებებს და ამზადებს დასაბუთებულ დასკვნას, რომლის საფუძველზეც მიიღება გადაწყვეტილება (§§5.2 და 8).</w:t>
+        <w:t>მოწვეული დარგობრივი ექსპერტი / ექსპერტთა საბჭო შეისწავლის საქმის მასალებს. სერტიფიცირებულ პირს ეგზავნება საჩივრის შინაარსი და ეძლევა წერილობითი განმარტებისა და მტკიცებულებების წარდგენის შესაძლებლობა. ექსპერტი/საბჭო აფასებს მტკიცებულებებს და ამზადებს დასაბუთებულ დასკვნას, რომლის საფუძველზეც მიიღება გადაწყვეტილება (§§5.2 და 8).</w:t>
       </w:r>
     </w:p>
     <w:p>
@@ -2574,7 +2574,7 @@
           <w:color w:val="000000"/>
           <w:sz w:val="21"/>
         </w:rPr>
-        <w:t>3. განმცხადებელს ეძლევა საკუთარი პოზიციის წარდგენისა და, სურვილის შემთხვევაში, მოსმენის შესაძლებლობა;</w:t>
+        <w:t>3. განმცხადებელს ეძლევა წერილობითი პოზიციისა და დამატებითი მტკიცებულებების წარდგენის შესაძლებლობა;</w:t>
       </w:r>
     </w:p>
     <w:p>
@@ -2829,7 +2829,7 @@
           <w:color w:val="000000"/>
           <w:sz w:val="21"/>
         </w:rPr>
-        <w:t>საგამოცდო შედეგის გასაჩივრებისას აპელაციის განმხილველი თავდაპირველად ამოწმებს, შესაძლებელია თუ არა შენახული პასუხების, აუდიო-ვიდეო ჩანაწერების, სწორი პასუხების დამტკიცებული ჩამონათვალისა და დავალების შეფასების დოკუმენტის საფუძველზე ქულის ზუსტი გადათვლა/კორექცია ახალი გამოცდის ჩატარების გარეშე. თუ გადათვლა შესაძლებელია, სწორდება შედეგის ანგარიში და მიიღება შესაბამისი გადაწყვეტილება.</w:t>
+        <w:t>საგამოცდო შედეგის გასაჩივრებისას აპელაციის განმხილველი თავდაპირველად ამოწმებს, შესაძლებელია თუ არა შენახული პასუხების, აუდიო-ვიდეო ჩანაწერების, სწორი პასუხების ჩამონათვალისა და დავალების შეფასების დოკუმენტის საფუძველზე ქულის ზუსტი გადათვლა/კორექცია ახალი გამოცდის ჩატარების გარეშე. თუ გადათვლა შესაძლებელია, სწორდება შედეგის ანგარიში და მიიღება შესაბამისი გადაწყვეტილება.</w:t>
       </w:r>
     </w:p>
     <w:p>
